--- a/template_invoice.docx
+++ b/template_invoice.docx
@@ -1,6 +1,6 @@
 
 <file path=word/document.xml><?xml version="1.0" encoding="utf-8"?>
-<w:document xmlns:o="urn:schemas-microsoft-com:office:office" xmlns:r="http://schemas.openxmlformats.org/officeDocument/2006/relationships" xmlns:v="urn:schemas-microsoft-com:vml" xmlns:w="http://schemas.openxmlformats.org/wordprocessingml/2006/main" xmlns:w10="urn:schemas-microsoft-com:office:word" xmlns:wp="http://schemas.openxmlformats.org/drawingml/2006/wordprocessingDrawing" xmlns:pic="http://schemas.openxmlformats.org/drawingml/2006/picture" xmlns:wps="http://schemas.microsoft.com/office/word/2010/wordprocessingShape" xmlns:wpg="http://schemas.microsoft.com/office/word/2010/wordprocessingGroup" xmlns:mc="http://schemas.openxmlformats.org/markup-compatibility/2006" xmlns:wp14="http://schemas.microsoft.com/office/word/2010/wordprocessingDrawing" xmlns:w14="http://schemas.microsoft.com/office/word/2010/wordml" xmlns:w15="http://schemas.microsoft.com/office/word/2012/wordml" mc:Ignorable="w14 wp14 w15">
+<w:document xmlns:o="urn:schemas-microsoft-com:office:office" xmlns:r="http://schemas.openxmlformats.org/officeDocument/2006/relationships" xmlns:v="urn:schemas-microsoft-com:vml" xmlns:w="http://schemas.openxmlformats.org/wordprocessingml/2006/main" xmlns:w10="urn:schemas-microsoft-com:office:word" xmlns:wp="http://schemas.openxmlformats.org/drawingml/2006/wordprocessingDrawing" xmlns:wps="http://schemas.microsoft.com/office/word/2010/wordprocessingShape" xmlns:wpg="http://schemas.microsoft.com/office/word/2010/wordprocessingGroup" xmlns:mc="http://schemas.openxmlformats.org/markup-compatibility/2006" xmlns:wp14="http://schemas.microsoft.com/office/word/2010/wordprocessingDrawing" xmlns:w14="http://schemas.microsoft.com/office/word/2010/wordml" xmlns:w15="http://schemas.microsoft.com/office/word/2012/wordml" mc:Ignorable="w14 wp14 w15">
   <w:body>
     <w:p>
       <w:pPr>
@@ -51,7 +51,6 @@
                     <a:prstGeom prst="rect">
                       <a:avLst/>
                     </a:prstGeom>
-                    <a:noFill/>
                   </pic:spPr>
                 </pic:pic>
               </a:graphicData>
@@ -517,8 +516,8 @@
               </w:rPr>
               <w:t xml:space="preserve">{{ </w:t>
             </w:r>
-            <w:bookmarkStart w:id="5" w:name="__DdeLink__228_3734644865"/>
-            <w:bookmarkStart w:id="6" w:name="__DdeLink__230_3734644865"/>
+            <w:bookmarkStart w:id="5" w:name="__DdeLink__230_3734644865"/>
+            <w:bookmarkStart w:id="6" w:name="__DdeLink__228_3734644865"/>
             <w:r>
               <w:rPr>
                 <w:rFonts w:ascii="DejaVu Sans" w:hAnsi="DejaVu Sans"/>
@@ -581,8 +580,8 @@
               </w:rPr>
               <w:t xml:space="preserve">{{ Jahr }}, Quartal {{ </w:t>
             </w:r>
-            <w:bookmarkStart w:id="7" w:name="__DdeLink__224_3734644865"/>
-            <w:bookmarkStart w:id="8" w:name="__DdeLink__226_3734644865"/>
+            <w:bookmarkStart w:id="7" w:name="__DdeLink__226_3734644865"/>
+            <w:bookmarkStart w:id="8" w:name="__DdeLink__224_3734644865"/>
             <w:r>
               <w:rPr>
                 <w:rFonts w:ascii="DejaVu Sans" w:hAnsi="DejaVu Sans"/>
@@ -1598,8 +1597,8 @@
               </w:rPr>
               <w:t>{{</w:t>
             </w:r>
-            <w:bookmarkStart w:id="14" w:name="__DdeLink__232_3734644865"/>
-            <w:bookmarkStart w:id="15" w:name="__DdeLink__137_3734644865"/>
+            <w:bookmarkStart w:id="14" w:name="__DdeLink__137_3734644865"/>
+            <w:bookmarkStart w:id="15" w:name="__DdeLink__232_3734644865"/>
             <w:bookmarkEnd w:id="14"/>
             <w:bookmarkEnd w:id="15"/>
             <w:r>
@@ -1881,19 +1880,13 @@
     </w:p>
     <w:p>
       <w:pPr>
-        <w:pStyle w:val="BodyText"/>
-        <w:rPr>
-          <w:rFonts w:ascii="DejaVu Sans" w:hAnsi="DejaVu Sans"/>
-          <w:sz w:val="20"/>
-          <w:szCs w:val="20"/>
-        </w:rPr>
-      </w:pPr>
-      <w:r>
-        <w:rPr>
-          <w:rFonts w:ascii="DejaVu Sans" w:hAnsi="DejaVu Sans"/>
-          <w:sz w:val="20"/>
-          <w:szCs w:val="20"/>
-        </w:rPr>
+        <w:pStyle w:val="TableContents"/>
+        <w:widowControl w:val="false"/>
+        <w:rPr>
+          <w:rFonts w:ascii="DejaVu Sans" w:hAnsi="DejaVu Sans"/>
+        </w:rPr>
+      </w:pPr>
+      <w:r>
         <w:drawing>
           <wp:anchor behindDoc="0" distT="0" distB="0" distL="0" distR="0" simplePos="0" locked="0" layoutInCell="0" allowOverlap="1" relativeHeight="3">
             <wp:simplePos x="0" y="0"/>
@@ -1934,13 +1927,26 @@
                     <a:prstGeom prst="rect">
                       <a:avLst/>
                     </a:prstGeom>
-                    <a:noFill/>
                   </pic:spPr>
                 </pic:pic>
               </a:graphicData>
             </a:graphic>
           </wp:anchor>
         </w:drawing>
+      </w:r>
+      <w:r>
+        <w:rPr/>
+        <w:t xml:space="preserve">{{ </w:t>
+      </w:r>
+      <w:bookmarkStart w:id="18" w:name="__DdeLink__142_822079910_Copy_1"/>
+      <w:r>
+        <w:rPr/>
+        <w:t>TextfürVerbrauch</w:t>
+      </w:r>
+      <w:bookmarkEnd w:id="18"/>
+      <w:r>
+        <w:rPr/>
+        <w:t xml:space="preserve"> }}</w:t>
       </w:r>
     </w:p>
     <w:tbl>
@@ -1975,30 +1981,7 @@
               </w:rPr>
             </w:pPr>
             <w:r>
-              <w:rPr>
-                <w:rFonts w:ascii="DejaVu Sans" w:hAnsi="DejaVu Sans"/>
-                <w:sz w:val="20"/>
-                <w:szCs w:val="20"/>
-              </w:rPr>
-              <w:t xml:space="preserve">{{ </w:t>
-            </w:r>
-            <w:bookmarkStart w:id="18" w:name="__DdeLink__142_822079910"/>
-            <w:r>
-              <w:rPr>
-                <w:rFonts w:ascii="DejaVu Sans" w:hAnsi="DejaVu Sans"/>
-                <w:sz w:val="20"/>
-                <w:szCs w:val="20"/>
-              </w:rPr>
-              <w:t>TextfürVerbrauch</w:t>
-            </w:r>
-            <w:bookmarkEnd w:id="18"/>
-            <w:r>
-              <w:rPr>
-                <w:rFonts w:ascii="DejaVu Sans" w:hAnsi="DejaVu Sans"/>
-                <w:sz w:val="20"/>
-                <w:szCs w:val="20"/>
-              </w:rPr>
-              <w:t xml:space="preserve"> }}</w:t>
+              <w:rPr/>
             </w:r>
           </w:p>
         </w:tc>
@@ -2040,142 +2023,6 @@
           <w:rFonts w:ascii="DejaVu Sans" w:hAnsi="DejaVu Sans"/>
           <w:sz w:val="20"/>
           <w:szCs w:val="20"/>
-        </w:rPr>
-      </w:pPr>
-      <w:r>
-        <w:rPr>
-          <w:rFonts w:ascii="DejaVu Sans" w:hAnsi="DejaVu Sans"/>
-          <w:sz w:val="20"/>
-          <w:szCs w:val="20"/>
-        </w:rPr>
-      </w:r>
-    </w:p>
-    <w:p>
-      <w:pPr>
-        <w:pStyle w:val="Normal"/>
-        <w:tabs>
-          <w:tab w:val="clear" w:pos="709"/>
-          <w:tab w:val="left" w:pos="720" w:leader="none"/>
-        </w:tabs>
-        <w:bidi w:val="0"/>
-        <w:jc w:val="left"/>
-        <w:rPr>
-          <w:rFonts w:ascii="DejaVu Sans" w:hAnsi="DejaVu Sans"/>
-          <w:sz w:val="20"/>
-          <w:szCs w:val="20"/>
-        </w:rPr>
-      </w:pPr>
-      <w:r>
-        <w:rPr>
-          <w:rFonts w:ascii="DejaVu Sans" w:hAnsi="DejaVu Sans"/>
-          <w:sz w:val="20"/>
-          <w:szCs w:val="20"/>
-        </w:rPr>
-      </w:r>
-    </w:p>
-    <w:p>
-      <w:pPr>
-        <w:pStyle w:val="Normal"/>
-        <w:tabs>
-          <w:tab w:val="clear" w:pos="709"/>
-          <w:tab w:val="left" w:pos="720" w:leader="none"/>
-        </w:tabs>
-        <w:bidi w:val="0"/>
-        <w:jc w:val="left"/>
-        <w:rPr>
-          <w:rFonts w:ascii="DejaVu Sans" w:hAnsi="DejaVu Sans"/>
-          <w:sz w:val="20"/>
-          <w:szCs w:val="20"/>
-        </w:rPr>
-      </w:pPr>
-      <w:r>
-        <w:rPr>
-          <w:rFonts w:ascii="DejaVu Sans" w:hAnsi="DejaVu Sans"/>
-          <w:sz w:val="20"/>
-          <w:szCs w:val="20"/>
-        </w:rPr>
-      </w:r>
-    </w:p>
-    <w:p>
-      <w:pPr>
-        <w:pStyle w:val="Normal"/>
-        <w:tabs>
-          <w:tab w:val="clear" w:pos="709"/>
-          <w:tab w:val="left" w:pos="720" w:leader="none"/>
-        </w:tabs>
-        <w:bidi w:val="0"/>
-        <w:jc w:val="left"/>
-        <w:rPr>
-          <w:rFonts w:ascii="DejaVu Sans" w:hAnsi="DejaVu Sans"/>
-          <w:sz w:val="20"/>
-          <w:szCs w:val="20"/>
-        </w:rPr>
-      </w:pPr>
-      <w:r>
-        <w:rPr>
-          <w:rFonts w:ascii="DejaVu Sans" w:hAnsi="DejaVu Sans"/>
-          <w:sz w:val="20"/>
-          <w:szCs w:val="20"/>
-        </w:rPr>
-      </w:r>
-    </w:p>
-    <w:p>
-      <w:pPr>
-        <w:pStyle w:val="Normal"/>
-        <w:tabs>
-          <w:tab w:val="clear" w:pos="709"/>
-          <w:tab w:val="left" w:pos="720" w:leader="none"/>
-        </w:tabs>
-        <w:bidi w:val="0"/>
-        <w:jc w:val="left"/>
-        <w:rPr>
-          <w:rFonts w:ascii="DejaVu Sans" w:hAnsi="DejaVu Sans"/>
-          <w:sz w:val="20"/>
-          <w:szCs w:val="20"/>
-        </w:rPr>
-      </w:pPr>
-      <w:r>
-        <w:rPr>
-          <w:rFonts w:ascii="DejaVu Sans" w:hAnsi="DejaVu Sans"/>
-          <w:sz w:val="20"/>
-          <w:szCs w:val="20"/>
-        </w:rPr>
-      </w:r>
-    </w:p>
-    <w:p>
-      <w:pPr>
-        <w:pStyle w:val="Normal"/>
-        <w:tabs>
-          <w:tab w:val="clear" w:pos="709"/>
-          <w:tab w:val="left" w:pos="720" w:leader="none"/>
-        </w:tabs>
-        <w:bidi w:val="0"/>
-        <w:jc w:val="left"/>
-        <w:rPr>
-          <w:rFonts w:ascii="DejaVu Sans" w:hAnsi="DejaVu Sans"/>
-          <w:sz w:val="20"/>
-          <w:szCs w:val="20"/>
-        </w:rPr>
-      </w:pPr>
-      <w:r>
-        <w:rPr>
-          <w:rFonts w:ascii="DejaVu Sans" w:hAnsi="DejaVu Sans"/>
-          <w:sz w:val="20"/>
-          <w:szCs w:val="20"/>
-        </w:rPr>
-      </w:r>
-    </w:p>
-    <w:p>
-      <w:pPr>
-        <w:pStyle w:val="Normal"/>
-        <w:tabs>
-          <w:tab w:val="clear" w:pos="709"/>
-          <w:tab w:val="left" w:pos="720" w:leader="none"/>
-        </w:tabs>
-        <w:bidi w:val="0"/>
-        <w:jc w:val="left"/>
-        <w:rPr>
-          <w:rFonts w:ascii="DejaVu Sans" w:hAnsi="DejaVu Sans"/>
         </w:rPr>
       </w:pPr>
       <w:r>
@@ -2204,7 +2051,7 @@
 </file>
 
 <file path=word/footer1.xml><?xml version="1.0" encoding="utf-8"?>
-<w:ftr xmlns:o="urn:schemas-microsoft-com:office:office" xmlns:r="http://schemas.openxmlformats.org/officeDocument/2006/relationships" xmlns:v="urn:schemas-microsoft-com:vml" xmlns:w="http://schemas.openxmlformats.org/wordprocessingml/2006/main" xmlns:w10="urn:schemas-microsoft-com:office:word" xmlns:wp="http://schemas.openxmlformats.org/drawingml/2006/wordprocessingDrawing" xmlns:pic="http://schemas.openxmlformats.org/drawingml/2006/picture" xmlns:wps="http://schemas.microsoft.com/office/word/2010/wordprocessingShape" xmlns:wpg="http://schemas.microsoft.com/office/word/2010/wordprocessingGroup" xmlns:mc="http://schemas.openxmlformats.org/markup-compatibility/2006" xmlns:wp14="http://schemas.microsoft.com/office/word/2010/wordprocessingDrawing" xmlns:w14="http://schemas.microsoft.com/office/word/2010/wordml" xmlns:w15="http://schemas.microsoft.com/office/word/2012/wordml" mc:Ignorable="w14 wp14 w15">
+<w:ftr xmlns:o="urn:schemas-microsoft-com:office:office" xmlns:r="http://schemas.openxmlformats.org/officeDocument/2006/relationships" xmlns:v="urn:schemas-microsoft-com:vml" xmlns:w="http://schemas.openxmlformats.org/wordprocessingml/2006/main" xmlns:w10="urn:schemas-microsoft-com:office:word" xmlns:wp="http://schemas.openxmlformats.org/drawingml/2006/wordprocessingDrawing" xmlns:wps="http://schemas.microsoft.com/office/word/2010/wordprocessingShape" xmlns:wpg="http://schemas.microsoft.com/office/word/2010/wordprocessingGroup" xmlns:mc="http://schemas.openxmlformats.org/markup-compatibility/2006" xmlns:wp14="http://schemas.microsoft.com/office/word/2010/wordprocessingDrawing" xmlns:w14="http://schemas.microsoft.com/office/word/2010/wordml" xmlns:w15="http://schemas.microsoft.com/office/word/2012/wordml" mc:Ignorable="w14 wp14 w15">
   <w:p>
     <w:pPr>
       <w:pStyle w:val="Footer"/>
@@ -2218,7 +2065,7 @@
 </file>
 
 <file path=word/footer2.xml><?xml version="1.0" encoding="utf-8"?>
-<w:ftr xmlns:o="urn:schemas-microsoft-com:office:office" xmlns:r="http://schemas.openxmlformats.org/officeDocument/2006/relationships" xmlns:v="urn:schemas-microsoft-com:vml" xmlns:w="http://schemas.openxmlformats.org/wordprocessingml/2006/main" xmlns:w10="urn:schemas-microsoft-com:office:word" xmlns:wp="http://schemas.openxmlformats.org/drawingml/2006/wordprocessingDrawing" xmlns:pic="http://schemas.openxmlformats.org/drawingml/2006/picture" xmlns:wps="http://schemas.microsoft.com/office/word/2010/wordprocessingShape" xmlns:wpg="http://schemas.microsoft.com/office/word/2010/wordprocessingGroup" xmlns:mc="http://schemas.openxmlformats.org/markup-compatibility/2006" xmlns:wp14="http://schemas.microsoft.com/office/word/2010/wordprocessingDrawing" xmlns:w14="http://schemas.microsoft.com/office/word/2010/wordml" xmlns:w15="http://schemas.microsoft.com/office/word/2012/wordml" mc:Ignorable="w14 wp14 w15">
+<w:ftr xmlns:o="urn:schemas-microsoft-com:office:office" xmlns:r="http://schemas.openxmlformats.org/officeDocument/2006/relationships" xmlns:v="urn:schemas-microsoft-com:vml" xmlns:w="http://schemas.openxmlformats.org/wordprocessingml/2006/main" xmlns:w10="urn:schemas-microsoft-com:office:word" xmlns:wp="http://schemas.openxmlformats.org/drawingml/2006/wordprocessingDrawing" xmlns:wps="http://schemas.microsoft.com/office/word/2010/wordprocessingShape" xmlns:wpg="http://schemas.microsoft.com/office/word/2010/wordprocessingGroup" xmlns:mc="http://schemas.openxmlformats.org/markup-compatibility/2006" xmlns:wp14="http://schemas.microsoft.com/office/word/2010/wordprocessingDrawing" xmlns:w14="http://schemas.microsoft.com/office/word/2010/wordml" xmlns:w15="http://schemas.microsoft.com/office/word/2012/wordml" mc:Ignorable="w14 wp14 w15">
   <w:p>
     <w:pPr>
       <w:pStyle w:val="Normal"/>
@@ -2347,7 +2194,7 @@
 </file>
 
 <file path=word/footer3.xml><?xml version="1.0" encoding="utf-8"?>
-<w:ftr xmlns:o="urn:schemas-microsoft-com:office:office" xmlns:r="http://schemas.openxmlformats.org/officeDocument/2006/relationships" xmlns:v="urn:schemas-microsoft-com:vml" xmlns:w="http://schemas.openxmlformats.org/wordprocessingml/2006/main" xmlns:w10="urn:schemas-microsoft-com:office:word" xmlns:wp="http://schemas.openxmlformats.org/drawingml/2006/wordprocessingDrawing" xmlns:pic="http://schemas.openxmlformats.org/drawingml/2006/picture" xmlns:wps="http://schemas.microsoft.com/office/word/2010/wordprocessingShape" xmlns:wpg="http://schemas.microsoft.com/office/word/2010/wordprocessingGroup" xmlns:mc="http://schemas.openxmlformats.org/markup-compatibility/2006" xmlns:wp14="http://schemas.microsoft.com/office/word/2010/wordprocessingDrawing" xmlns:w14="http://schemas.microsoft.com/office/word/2010/wordml" xmlns:w15="http://schemas.microsoft.com/office/word/2012/wordml" mc:Ignorable="w14 wp14 w15">
+<w:ftr xmlns:o="urn:schemas-microsoft-com:office:office" xmlns:r="http://schemas.openxmlformats.org/officeDocument/2006/relationships" xmlns:v="urn:schemas-microsoft-com:vml" xmlns:w="http://schemas.openxmlformats.org/wordprocessingml/2006/main" xmlns:w10="urn:schemas-microsoft-com:office:word" xmlns:wp="http://schemas.openxmlformats.org/drawingml/2006/wordprocessingDrawing" xmlns:wps="http://schemas.microsoft.com/office/word/2010/wordprocessingShape" xmlns:wpg="http://schemas.microsoft.com/office/word/2010/wordprocessingGroup" xmlns:mc="http://schemas.openxmlformats.org/markup-compatibility/2006" xmlns:wp14="http://schemas.microsoft.com/office/word/2010/wordprocessingDrawing" xmlns:w14="http://schemas.microsoft.com/office/word/2010/wordml" xmlns:w15="http://schemas.microsoft.com/office/word/2012/wordml" mc:Ignorable="w14 wp14 w15">
   <w:p>
     <w:pPr>
       <w:pStyle w:val="Normal"/>
@@ -2544,7 +2391,7 @@
     </w:rPr>
   </w:style>
   <w:style w:type="paragraph" w:styleId="Caption">
-    <w:name w:val="caption"/>
+    <w:name w:val="Caption"/>
     <w:basedOn w:val="Normal"/>
     <w:qFormat/>
     <w:pPr>
@@ -2630,7 +2477,7 @@
     <w:rPr/>
   </w:style>
   <w:style w:type="paragraph" w:styleId="Footer">
-    <w:name w:val="footer"/>
+    <w:name w:val="Footer"/>
     <w:basedOn w:val="HeaderandFooter"/>
     <w:pPr>
       <w:suppressLineNumbers/>
